--- a/FATIMA TABASSUM_timetable.docx
+++ b/FATIMA TABASSUM_timetable.docx
@@ -12,7 +12,7 @@
     </w:p>
     <w:p>
       <w:r>
-        <w:t>Total Weekly Periods: 19</w:t>
+        <w:t>Total Weekly Periods: 22</w:t>
       </w:r>
     </w:p>
     <w:tbl>
@@ -139,11 +139,7 @@
             <w:tcW w:type="dxa" w:w="1080"/>
           </w:tcPr>
           <w:p>
-            <w:r>
-              <w:t>6E</w:t>
-              <w:br/>
-              <w:t>S.ST</w:t>
-            </w:r>
+            <w:r/>
           </w:p>
         </w:tc>
         <w:tc>
@@ -227,38 +223,6 @@
             <w:tcW w:type="dxa" w:w="1080"/>
           </w:tcPr>
           <w:p>
-            <w:r/>
-          </w:p>
-        </w:tc>
-        <w:tc>
-          <w:tcPr>
-            <w:tcW w:type="dxa" w:w="1080"/>
-          </w:tcPr>
-          <w:p>
-            <w:r>
-              <w:t>6B</w:t>
-              <w:br/>
-              <w:t>GEOGRAPHY</w:t>
-            </w:r>
-          </w:p>
-        </w:tc>
-        <w:tc>
-          <w:tcPr>
-            <w:tcW w:type="dxa" w:w="1080"/>
-          </w:tcPr>
-          <w:p>
-            <w:r>
-              <w:t>7A</w:t>
-              <w:br/>
-              <w:t>HISTORY</w:t>
-            </w:r>
-          </w:p>
-        </w:tc>
-        <w:tc>
-          <w:tcPr>
-            <w:tcW w:type="dxa" w:w="1080"/>
-          </w:tcPr>
-          <w:p>
             <w:r>
               <w:t>6A</w:t>
               <w:br/>
@@ -271,7 +235,43 @@
             <w:tcW w:type="dxa" w:w="1080"/>
           </w:tcPr>
           <w:p>
+            <w:r>
+              <w:t>8A</w:t>
+              <w:br/>
+              <w:t>HISTORY</w:t>
+            </w:r>
+          </w:p>
+        </w:tc>
+        <w:tc>
+          <w:tcPr>
+            <w:tcW w:type="dxa" w:w="1080"/>
+          </w:tcPr>
+          <w:p>
+            <w:r>
+              <w:t>6B</w:t>
+              <w:br/>
+              <w:t>HISTORY</w:t>
+            </w:r>
+          </w:p>
+        </w:tc>
+        <w:tc>
+          <w:tcPr>
+            <w:tcW w:type="dxa" w:w="1080"/>
+          </w:tcPr>
+          <w:p>
             <w:r/>
+          </w:p>
+        </w:tc>
+        <w:tc>
+          <w:tcPr>
+            <w:tcW w:type="dxa" w:w="1080"/>
+          </w:tcPr>
+          <w:p>
+            <w:r>
+              <w:t>7D</w:t>
+              <w:br/>
+              <w:t>S.ST</w:t>
+            </w:r>
           </w:p>
         </w:tc>
         <w:tc>
@@ -303,102 +303,6 @@
           <w:p>
             <w:r>
               <w:t>9:30-10:10</w:t>
-            </w:r>
-          </w:p>
-        </w:tc>
-        <w:tc>
-          <w:tcPr>
-            <w:tcW w:type="dxa" w:w="1080"/>
-          </w:tcPr>
-          <w:p>
-            <w:r>
-              <w:t>6B</w:t>
-              <w:br/>
-              <w:t>HISTORY</w:t>
-            </w:r>
-          </w:p>
-        </w:tc>
-        <w:tc>
-          <w:tcPr>
-            <w:tcW w:type="dxa" w:w="1080"/>
-          </w:tcPr>
-          <w:p>
-            <w:r/>
-          </w:p>
-        </w:tc>
-        <w:tc>
-          <w:tcPr>
-            <w:tcW w:type="dxa" w:w="1080"/>
-          </w:tcPr>
-          <w:p>
-            <w:r>
-              <w:t>7A</w:t>
-              <w:br/>
-              <w:t>HISTORY</w:t>
-            </w:r>
-          </w:p>
-        </w:tc>
-        <w:tc>
-          <w:tcPr>
-            <w:tcW w:type="dxa" w:w="1080"/>
-          </w:tcPr>
-          <w:p>
-            <w:r/>
-          </w:p>
-        </w:tc>
-        <w:tc>
-          <w:tcPr>
-            <w:tcW w:type="dxa" w:w="1080"/>
-          </w:tcPr>
-          <w:p>
-            <w:r>
-              <w:t>8A</w:t>
-              <w:br/>
-              <w:t>HISTORY</w:t>
-            </w:r>
-          </w:p>
-        </w:tc>
-        <w:tc>
-          <w:tcPr>
-            <w:tcW w:type="dxa" w:w="1080"/>
-          </w:tcPr>
-          <w:p>
-            <w:r>
-              <w:t>9:15-9:50</w:t>
-            </w:r>
-          </w:p>
-        </w:tc>
-      </w:tr>
-      <w:tr>
-        <w:tc>
-          <w:tcPr>
-            <w:tcW w:type="dxa" w:w="1080"/>
-          </w:tcPr>
-          <w:p>
-            <w:r>
-              <w:t>P4</w:t>
-            </w:r>
-          </w:p>
-        </w:tc>
-        <w:tc>
-          <w:tcPr>
-            <w:tcW w:type="dxa" w:w="1080"/>
-          </w:tcPr>
-          <w:p>
-            <w:r>
-              <w:t>10:10-10:50</w:t>
-            </w:r>
-          </w:p>
-        </w:tc>
-        <w:tc>
-          <w:tcPr>
-            <w:tcW w:type="dxa" w:w="1080"/>
-          </w:tcPr>
-          <w:p>
-            <w:r>
-              <w:t>6B</w:t>
-              <w:br/>
-              <w:t>GEOGRAPHY</w:t>
             </w:r>
           </w:p>
         </w:tc>
@@ -439,8 +343,16 @@
             <w:tcW w:type="dxa" w:w="1080"/>
           </w:tcPr>
           <w:p>
+            <w:r/>
+          </w:p>
+        </w:tc>
+        <w:tc>
+          <w:tcPr>
+            <w:tcW w:type="dxa" w:w="1080"/>
+          </w:tcPr>
+          <w:p>
             <w:r>
-              <w:t>9:50-10:25</w:t>
+              <w:t>9:15-9:50</w:t>
             </w:r>
           </w:p>
         </w:tc>
@@ -452,7 +364,7 @@
           </w:tcPr>
           <w:p>
             <w:r>
-              <w:t>P5</w:t>
+              <w:t>P4</w:t>
             </w:r>
           </w:p>
         </w:tc>
@@ -462,7 +374,7 @@
           </w:tcPr>
           <w:p>
             <w:r>
-              <w:t>10:50-11:30</w:t>
+              <w:t>10:10-10:50</w:t>
             </w:r>
           </w:p>
         </w:tc>
@@ -471,8 +383,16 @@
             <w:tcW w:type="dxa" w:w="1080"/>
           </w:tcPr>
           <w:p>
+            <w:r/>
+          </w:p>
+        </w:tc>
+        <w:tc>
+          <w:tcPr>
+            <w:tcW w:type="dxa" w:w="1080"/>
+          </w:tcPr>
+          <w:p>
             <w:r>
-              <w:t>6A</w:t>
+              <w:t>7A</w:t>
               <w:br/>
               <w:t>HISTORY</w:t>
             </w:r>
@@ -496,7 +416,7 @@
           </w:tcPr>
           <w:p>
             <w:r>
-              <w:t>6B</w:t>
+              <w:t>7A</w:t>
               <w:br/>
               <w:t>HISTORY</w:t>
             </w:r>
@@ -516,17 +436,7 @@
           </w:tcPr>
           <w:p>
             <w:r>
-              <w:t>Lunch</w:t>
-            </w:r>
-          </w:p>
-        </w:tc>
-        <w:tc>
-          <w:tcPr>
-            <w:tcW w:type="dxa" w:w="1080"/>
-          </w:tcPr>
-          <w:p>
-            <w:r>
-              <w:t>10:55-11:35</w:t>
+              <w:t>9:50-10:25</w:t>
             </w:r>
           </w:p>
         </w:tc>
@@ -548,7 +458,7 @@
           </w:tcPr>
           <w:p>
             <w:r>
-              <w:t>11:30-12:00</w:t>
+              <w:t>10:50-11:20</w:t>
             </w:r>
           </w:p>
         </w:tc>
@@ -589,8 +499,68 @@
             <w:tcW w:type="dxa" w:w="1080"/>
           </w:tcPr>
           <w:p>
+            <w:r/>
+          </w:p>
+        </w:tc>
+        <w:tc>
+          <w:tcPr>
+            <w:tcW w:type="dxa" w:w="1080"/>
+          </w:tcPr>
+          <w:p>
+            <w:r>
+              <w:t>10:25-10:55</w:t>
+            </w:r>
+          </w:p>
+        </w:tc>
+      </w:tr>
+      <w:tr>
+        <w:tc>
+          <w:tcPr>
+            <w:tcW w:type="dxa" w:w="1080"/>
+          </w:tcPr>
+          <w:p>
+            <w:r>
+              <w:t>P5</w:t>
+            </w:r>
+          </w:p>
+        </w:tc>
+        <w:tc>
+          <w:tcPr>
+            <w:tcW w:type="dxa" w:w="1080"/>
+          </w:tcPr>
+          <w:p>
+            <w:r>
+              <w:t>11:20-12:00</w:t>
+            </w:r>
+          </w:p>
+        </w:tc>
+        <w:tc>
+          <w:tcPr>
+            <w:tcW w:type="dxa" w:w="1080"/>
+          </w:tcPr>
+          <w:p>
+            <w:r/>
+          </w:p>
+        </w:tc>
+        <w:tc>
+          <w:tcPr>
+            <w:tcW w:type="dxa" w:w="1080"/>
+          </w:tcPr>
+          <w:p>
             <w:r>
               <w:t>6B</w:t>
+              <w:br/>
+              <w:t>GEOGRAPHY</w:t>
+            </w:r>
+          </w:p>
+        </w:tc>
+        <w:tc>
+          <w:tcPr>
+            <w:tcW w:type="dxa" w:w="1080"/>
+          </w:tcPr>
+          <w:p>
+            <w:r>
+              <w:t>6A</w:t>
               <w:br/>
               <w:t>HISTORY</w:t>
             </w:r>
@@ -602,7 +572,31 @@
           </w:tcPr>
           <w:p>
             <w:r>
-              <w:t>10:25-10:55</w:t>
+              <w:t>6E</w:t>
+              <w:br/>
+              <w:t>S.ST</w:t>
+            </w:r>
+          </w:p>
+        </w:tc>
+        <w:tc>
+          <w:tcPr>
+            <w:tcW w:type="dxa" w:w="1080"/>
+          </w:tcPr>
+          <w:p>
+            <w:r>
+              <w:t>7D</w:t>
+              <w:br/>
+              <w:t>S.ST</w:t>
+            </w:r>
+          </w:p>
+        </w:tc>
+        <w:tc>
+          <w:tcPr>
+            <w:tcW w:type="dxa" w:w="1080"/>
+          </w:tcPr>
+          <w:p>
+            <w:r>
+              <w:t>10:55-11:35</w:t>
             </w:r>
           </w:p>
         </w:tc>
@@ -649,7 +643,11 @@
             <w:tcW w:type="dxa" w:w="1080"/>
           </w:tcPr>
           <w:p>
-            <w:r/>
+            <w:r>
+              <w:t>6B</w:t>
+              <w:br/>
+              <w:t>GEOGRAPHY</w:t>
+            </w:r>
           </w:p>
         </w:tc>
         <w:tc>
@@ -658,7 +656,7 @@
           </w:tcPr>
           <w:p>
             <w:r>
-              <w:t>8A</w:t>
+              <w:t>6A</w:t>
               <w:br/>
               <w:t>HISTORY</w:t>
             </w:r>
@@ -669,11 +667,7 @@
             <w:tcW w:type="dxa" w:w="1080"/>
           </w:tcPr>
           <w:p>
-            <w:r>
-              <w:t>8A</w:t>
-              <w:br/>
-              <w:t>HISTORY</w:t>
-            </w:r>
+            <w:r/>
           </w:p>
         </w:tc>
         <w:tc>
@@ -713,7 +707,11 @@
             <w:tcW w:type="dxa" w:w="1080"/>
           </w:tcPr>
           <w:p>
-            <w:r/>
+            <w:r>
+              <w:t>8A</w:t>
+              <w:br/>
+              <w:t>HISTORY</w:t>
+            </w:r>
           </w:p>
         </w:tc>
         <w:tc>
@@ -721,7 +719,11 @@
             <w:tcW w:type="dxa" w:w="1080"/>
           </w:tcPr>
           <w:p>
-            <w:r/>
+            <w:r>
+              <w:t>7D</w:t>
+              <w:br/>
+              <w:t>S.ST</w:t>
+            </w:r>
           </w:p>
         </w:tc>
         <w:tc>
@@ -795,15 +797,11 @@
             <w:tcW w:type="dxa" w:w="1080"/>
           </w:tcPr>
           <w:p>
-            <w:r/>
-          </w:p>
-        </w:tc>
-        <w:tc>
-          <w:tcPr>
-            <w:tcW w:type="dxa" w:w="1080"/>
-          </w:tcPr>
-          <w:p>
-            <w:r/>
+            <w:r>
+              <w:t>6B</w:t>
+              <w:br/>
+              <w:t>HISTORY</w:t>
+            </w:r>
           </w:p>
         </w:tc>
         <w:tc>
@@ -812,9 +810,21 @@
           </w:tcPr>
           <w:p>
             <w:r>
-              <w:t>6A</w:t>
+              <w:t>8A</w:t>
               <w:br/>
               <w:t>HISTORY</w:t>
+            </w:r>
+          </w:p>
+        </w:tc>
+        <w:tc>
+          <w:tcPr>
+            <w:tcW w:type="dxa" w:w="1080"/>
+          </w:tcPr>
+          <w:p>
+            <w:r>
+              <w:t>7D</w:t>
+              <w:br/>
+              <w:t>S.ST</w:t>
             </w:r>
           </w:p>
         </w:tc>

--- a/FATIMA TABASSUM_timetable.docx
+++ b/FATIMA TABASSUM_timetable.docx
@@ -22,92 +22,116 @@
         <w:tblLook w:firstColumn="1" w:firstRow="1" w:lastColumn="0" w:lastRow="0" w:noHBand="0" w:noVBand="1" w:val="04A0"/>
       </w:tblPr>
       <w:tblGrid>
-        <w:gridCol w:w="1080"/>
-        <w:gridCol w:w="1080"/>
-        <w:gridCol w:w="1080"/>
-        <w:gridCol w:w="1080"/>
-        <w:gridCol w:w="1080"/>
-        <w:gridCol w:w="1080"/>
-        <w:gridCol w:w="1080"/>
-        <w:gridCol w:w="1080"/>
+        <w:gridCol w:w="1530"/>
+        <w:gridCol w:w="1530"/>
+        <w:gridCol w:w="1530"/>
+        <w:gridCol w:w="1530"/>
+        <w:gridCol w:w="1530"/>
+        <w:gridCol w:w="1530"/>
+        <w:gridCol w:w="1530"/>
+        <w:gridCol w:w="1530"/>
       </w:tblGrid>
       <w:tr>
         <w:tc>
           <w:tcPr>
-            <w:tcW w:type="dxa" w:w="1080"/>
+            <w:tcW w:type="dxa" w:w="1530"/>
           </w:tcPr>
           <w:p>
             <w:r>
+              <w:rPr>
+                <w:b/>
+              </w:rPr>
               <w:t>Period</w:t>
             </w:r>
           </w:p>
         </w:tc>
         <w:tc>
           <w:tcPr>
-            <w:tcW w:type="dxa" w:w="1080"/>
+            <w:tcW w:type="dxa" w:w="1530"/>
           </w:tcPr>
           <w:p>
             <w:r>
-              <w:t>Mon-Thu Time</w:t>
+              <w:rPr>
+                <w:b/>
+              </w:rPr>
+              <w:t>Mon-Wed Time</w:t>
             </w:r>
           </w:p>
         </w:tc>
         <w:tc>
           <w:tcPr>
-            <w:tcW w:type="dxa" w:w="1080"/>
+            <w:tcW w:type="dxa" w:w="1530"/>
           </w:tcPr>
           <w:p>
             <w:r>
+              <w:rPr>
+                <w:b/>
+              </w:rPr>
               <w:t>Mon</w:t>
             </w:r>
           </w:p>
         </w:tc>
         <w:tc>
           <w:tcPr>
-            <w:tcW w:type="dxa" w:w="1080"/>
+            <w:tcW w:type="dxa" w:w="1530"/>
           </w:tcPr>
           <w:p>
             <w:r>
+              <w:rPr>
+                <w:b/>
+              </w:rPr>
               <w:t>Tue</w:t>
             </w:r>
           </w:p>
         </w:tc>
         <w:tc>
           <w:tcPr>
-            <w:tcW w:type="dxa" w:w="1080"/>
+            <w:tcW w:type="dxa" w:w="1530"/>
           </w:tcPr>
           <w:p>
             <w:r>
+              <w:rPr>
+                <w:b/>
+              </w:rPr>
               <w:t>Wed</w:t>
             </w:r>
           </w:p>
         </w:tc>
         <w:tc>
           <w:tcPr>
-            <w:tcW w:type="dxa" w:w="1080"/>
+            <w:tcW w:type="dxa" w:w="1530"/>
           </w:tcPr>
           <w:p>
             <w:r>
+              <w:rPr>
+                <w:b/>
+              </w:rPr>
               <w:t>Thu</w:t>
             </w:r>
           </w:p>
         </w:tc>
         <w:tc>
           <w:tcPr>
-            <w:tcW w:type="dxa" w:w="1080"/>
+            <w:tcW w:type="dxa" w:w="1530"/>
           </w:tcPr>
           <w:p>
             <w:r>
+              <w:rPr>
+                <w:b/>
+              </w:rPr>
               <w:t>Fri</w:t>
             </w:r>
           </w:p>
         </w:tc>
         <w:tc>
           <w:tcPr>
-            <w:tcW w:type="dxa" w:w="1080"/>
+            <w:tcW w:type="dxa" w:w="1530"/>
           </w:tcPr>
           <w:p>
             <w:r>
+              <w:rPr>
+                <w:b/>
+              </w:rPr>
               <w:t>Fri Time</w:t>
             </w:r>
           </w:p>
@@ -116,7 +140,7 @@
       <w:tr>
         <w:tc>
           <w:tcPr>
-            <w:tcW w:type="dxa" w:w="1080"/>
+            <w:tcW w:type="dxa" w:w="1530"/>
           </w:tcPr>
           <w:p>
             <w:r>
@@ -126,7 +150,7 @@
         </w:tc>
         <w:tc>
           <w:tcPr>
-            <w:tcW w:type="dxa" w:w="1080"/>
+            <w:tcW w:type="dxa" w:w="1530"/>
           </w:tcPr>
           <w:p>
             <w:r>
@@ -136,15 +160,7 @@
         </w:tc>
         <w:tc>
           <w:tcPr>
-            <w:tcW w:type="dxa" w:w="1080"/>
-          </w:tcPr>
-          <w:p>
-            <w:r/>
-          </w:p>
-        </w:tc>
-        <w:tc>
-          <w:tcPr>
-            <w:tcW w:type="dxa" w:w="1080"/>
+            <w:tcW w:type="dxa" w:w="1530"/>
           </w:tcPr>
           <w:p>
             <w:r>
@@ -156,7 +172,7 @@
         </w:tc>
         <w:tc>
           <w:tcPr>
-            <w:tcW w:type="dxa" w:w="1080"/>
+            <w:tcW w:type="dxa" w:w="1530"/>
           </w:tcPr>
           <w:p>
             <w:r>
@@ -168,7 +184,7 @@
         </w:tc>
         <w:tc>
           <w:tcPr>
-            <w:tcW w:type="dxa" w:w="1080"/>
+            <w:tcW w:type="dxa" w:w="1530"/>
           </w:tcPr>
           <w:p>
             <w:r>
@@ -180,15 +196,31 @@
         </w:tc>
         <w:tc>
           <w:tcPr>
-            <w:tcW w:type="dxa" w:w="1080"/>
+            <w:tcW w:type="dxa" w:w="1530"/>
           </w:tcPr>
           <w:p>
-            <w:r/>
+            <w:r>
+              <w:t>6E</w:t>
+              <w:br/>
+              <w:t>S.ST</w:t>
+            </w:r>
           </w:p>
         </w:tc>
         <w:tc>
           <w:tcPr>
-            <w:tcW w:type="dxa" w:w="1080"/>
+            <w:tcW w:type="dxa" w:w="1530"/>
+          </w:tcPr>
+          <w:p>
+            <w:r>
+              <w:t>6B</w:t>
+              <w:br/>
+              <w:t>GEOGRAPHY</w:t>
+            </w:r>
+          </w:p>
+        </w:tc>
+        <w:tc>
+          <w:tcPr>
+            <w:tcW w:type="dxa" w:w="1530"/>
           </w:tcPr>
           <w:p>
             <w:r>
@@ -200,7 +232,7 @@
       <w:tr>
         <w:tc>
           <w:tcPr>
-            <w:tcW w:type="dxa" w:w="1080"/>
+            <w:tcW w:type="dxa" w:w="1530"/>
           </w:tcPr>
           <w:p>
             <w:r>
@@ -210,7 +242,7 @@
         </w:tc>
         <w:tc>
           <w:tcPr>
-            <w:tcW w:type="dxa" w:w="1080"/>
+            <w:tcW w:type="dxa" w:w="1530"/>
           </w:tcPr>
           <w:p>
             <w:r>
@@ -220,7 +252,335 @@
         </w:tc>
         <w:tc>
           <w:tcPr>
-            <w:tcW w:type="dxa" w:w="1080"/>
+            <w:tcW w:type="dxa" w:w="1530"/>
+          </w:tcPr>
+          <w:p>
+            <w:r>
+              <w:t>7D</w:t>
+              <w:br/>
+              <w:t>S.ST</w:t>
+            </w:r>
+          </w:p>
+        </w:tc>
+        <w:tc>
+          <w:tcPr>
+            <w:tcW w:type="dxa" w:w="1530"/>
+          </w:tcPr>
+          <w:p>
+            <w:r>
+              <w:t>7D</w:t>
+              <w:br/>
+              <w:t>S.ST</w:t>
+            </w:r>
+          </w:p>
+        </w:tc>
+        <w:tc>
+          <w:tcPr>
+            <w:tcW w:type="dxa" w:w="1530"/>
+          </w:tcPr>
+          <w:p>
+            <w:r/>
+          </w:p>
+        </w:tc>
+        <w:tc>
+          <w:tcPr>
+            <w:tcW w:type="dxa" w:w="1530"/>
+          </w:tcPr>
+          <w:p>
+            <w:r>
+              <w:t>8A</w:t>
+              <w:br/>
+              <w:t>HISTORY</w:t>
+            </w:r>
+          </w:p>
+        </w:tc>
+        <w:tc>
+          <w:tcPr>
+            <w:tcW w:type="dxa" w:w="1530"/>
+          </w:tcPr>
+          <w:p>
+            <w:r>
+              <w:t>8A</w:t>
+              <w:br/>
+              <w:t>HISTORY</w:t>
+            </w:r>
+          </w:p>
+        </w:tc>
+        <w:tc>
+          <w:tcPr>
+            <w:tcW w:type="dxa" w:w="1530"/>
+          </w:tcPr>
+          <w:p>
+            <w:r>
+              <w:t>8:40-9:15</w:t>
+            </w:r>
+          </w:p>
+        </w:tc>
+      </w:tr>
+      <w:tr>
+        <w:tc>
+          <w:tcPr>
+            <w:tcW w:type="dxa" w:w="1530"/>
+          </w:tcPr>
+          <w:p>
+            <w:r>
+              <w:t>P3</w:t>
+            </w:r>
+          </w:p>
+        </w:tc>
+        <w:tc>
+          <w:tcPr>
+            <w:tcW w:type="dxa" w:w="1530"/>
+          </w:tcPr>
+          <w:p>
+            <w:r>
+              <w:t>9:30-10:10</w:t>
+            </w:r>
+          </w:p>
+        </w:tc>
+        <w:tc>
+          <w:tcPr>
+            <w:tcW w:type="dxa" w:w="1530"/>
+          </w:tcPr>
+          <w:p>
+            <w:r/>
+          </w:p>
+        </w:tc>
+        <w:tc>
+          <w:tcPr>
+            <w:tcW w:type="dxa" w:w="1530"/>
+          </w:tcPr>
+          <w:p>
+            <w:r>
+              <w:t>6B</w:t>
+              <w:br/>
+              <w:t>HISTORY</w:t>
+            </w:r>
+          </w:p>
+        </w:tc>
+        <w:tc>
+          <w:tcPr>
+            <w:tcW w:type="dxa" w:w="1530"/>
+          </w:tcPr>
+          <w:p>
+            <w:r/>
+          </w:p>
+        </w:tc>
+        <w:tc>
+          <w:tcPr>
+            <w:tcW w:type="dxa" w:w="1530"/>
+          </w:tcPr>
+          <w:p>
+            <w:r/>
+          </w:p>
+        </w:tc>
+        <w:tc>
+          <w:tcPr>
+            <w:tcW w:type="dxa" w:w="1530"/>
+          </w:tcPr>
+          <w:p>
+            <w:r/>
+          </w:p>
+        </w:tc>
+        <w:tc>
+          <w:tcPr>
+            <w:tcW w:type="dxa" w:w="1530"/>
+          </w:tcPr>
+          <w:p>
+            <w:r>
+              <w:t>9:15-9:50</w:t>
+            </w:r>
+          </w:p>
+        </w:tc>
+      </w:tr>
+      <w:tr>
+        <w:tc>
+          <w:tcPr>
+            <w:tcW w:type="dxa" w:w="1530"/>
+          </w:tcPr>
+          <w:p>
+            <w:r>
+              <w:t>P4</w:t>
+            </w:r>
+          </w:p>
+        </w:tc>
+        <w:tc>
+          <w:tcPr>
+            <w:tcW w:type="dxa" w:w="1530"/>
+          </w:tcPr>
+          <w:p>
+            <w:r>
+              <w:t>10:10-10:50</w:t>
+            </w:r>
+          </w:p>
+        </w:tc>
+        <w:tc>
+          <w:tcPr>
+            <w:tcW w:type="dxa" w:w="1530"/>
+          </w:tcPr>
+          <w:p>
+            <w:r/>
+          </w:p>
+        </w:tc>
+        <w:tc>
+          <w:tcPr>
+            <w:tcW w:type="dxa" w:w="1530"/>
+          </w:tcPr>
+          <w:p>
+            <w:r/>
+          </w:p>
+        </w:tc>
+        <w:tc>
+          <w:tcPr>
+            <w:tcW w:type="dxa" w:w="1530"/>
+          </w:tcPr>
+          <w:p>
+            <w:r/>
+          </w:p>
+        </w:tc>
+        <w:tc>
+          <w:tcPr>
+            <w:tcW w:type="dxa" w:w="1530"/>
+          </w:tcPr>
+          <w:p>
+            <w:r/>
+          </w:p>
+        </w:tc>
+        <w:tc>
+          <w:tcPr>
+            <w:tcW w:type="dxa" w:w="1530"/>
+          </w:tcPr>
+          <w:p>
+            <w:r/>
+          </w:p>
+        </w:tc>
+        <w:tc>
+          <w:tcPr>
+            <w:tcW w:type="dxa" w:w="1530"/>
+          </w:tcPr>
+          <w:p>
+            <w:r>
+              <w:t>9:50-10:25</w:t>
+            </w:r>
+          </w:p>
+        </w:tc>
+      </w:tr>
+      <w:tr>
+        <w:tc>
+          <w:tcPr>
+            <w:tcW w:type="dxa" w:w="1530"/>
+          </w:tcPr>
+          <w:p>
+            <w:r>
+              <w:t>Lunch</w:t>
+            </w:r>
+          </w:p>
+        </w:tc>
+        <w:tc>
+          <w:tcPr>
+            <w:tcW w:type="dxa" w:w="1530"/>
+          </w:tcPr>
+          <w:p>
+            <w:r>
+              <w:t>10:50-11:20</w:t>
+            </w:r>
+          </w:p>
+        </w:tc>
+        <w:tc>
+          <w:tcPr>
+            <w:tcW w:type="dxa" w:w="1530"/>
+          </w:tcPr>
+          <w:p>
+            <w:r/>
+          </w:p>
+        </w:tc>
+        <w:tc>
+          <w:tcPr>
+            <w:tcW w:type="dxa" w:w="1530"/>
+          </w:tcPr>
+          <w:p>
+            <w:r/>
+          </w:p>
+        </w:tc>
+        <w:tc>
+          <w:tcPr>
+            <w:tcW w:type="dxa" w:w="1530"/>
+          </w:tcPr>
+          <w:p>
+            <w:r/>
+          </w:p>
+        </w:tc>
+        <w:tc>
+          <w:tcPr>
+            <w:tcW w:type="dxa" w:w="1530"/>
+          </w:tcPr>
+          <w:p>
+            <w:r/>
+          </w:p>
+        </w:tc>
+        <w:tc>
+          <w:tcPr>
+            <w:tcW w:type="dxa" w:w="1530"/>
+          </w:tcPr>
+          <w:p>
+            <w:r/>
+          </w:p>
+        </w:tc>
+        <w:tc>
+          <w:tcPr>
+            <w:tcW w:type="dxa" w:w="1530"/>
+          </w:tcPr>
+          <w:p>
+            <w:r>
+              <w:t>10:25-10:55</w:t>
+            </w:r>
+          </w:p>
+        </w:tc>
+      </w:tr>
+      <w:tr>
+        <w:tc>
+          <w:tcPr>
+            <w:tcW w:type="dxa" w:w="1530"/>
+          </w:tcPr>
+          <w:p>
+            <w:r>
+              <w:t>P5</w:t>
+            </w:r>
+          </w:p>
+        </w:tc>
+        <w:tc>
+          <w:tcPr>
+            <w:tcW w:type="dxa" w:w="1530"/>
+          </w:tcPr>
+          <w:p>
+            <w:r>
+              <w:t>11:20-12:00</w:t>
+            </w:r>
+          </w:p>
+        </w:tc>
+        <w:tc>
+          <w:tcPr>
+            <w:tcW w:type="dxa" w:w="1530"/>
+          </w:tcPr>
+          <w:p>
+            <w:r>
+              <w:t>6B</w:t>
+              <w:br/>
+              <w:t>HISTORY</w:t>
+            </w:r>
+          </w:p>
+        </w:tc>
+        <w:tc>
+          <w:tcPr>
+            <w:tcW w:type="dxa" w:w="1530"/>
+          </w:tcPr>
+          <w:p>
+            <w:r/>
+          </w:p>
+        </w:tc>
+        <w:tc>
+          <w:tcPr>
+            <w:tcW w:type="dxa" w:w="1530"/>
           </w:tcPr>
           <w:p>
             <w:r>
@@ -232,7 +592,75 @@
         </w:tc>
         <w:tc>
           <w:tcPr>
-            <w:tcW w:type="dxa" w:w="1080"/>
+            <w:tcW w:type="dxa" w:w="1530"/>
+          </w:tcPr>
+          <w:p>
+            <w:r>
+              <w:t>6B</w:t>
+              <w:br/>
+              <w:t>GEOGRAPHY</w:t>
+            </w:r>
+          </w:p>
+        </w:tc>
+        <w:tc>
+          <w:tcPr>
+            <w:tcW w:type="dxa" w:w="1530"/>
+          </w:tcPr>
+          <w:p>
+            <w:r>
+              <w:t>6A</w:t>
+              <w:br/>
+              <w:t>HISTORY</w:t>
+            </w:r>
+          </w:p>
+        </w:tc>
+        <w:tc>
+          <w:tcPr>
+            <w:tcW w:type="dxa" w:w="1530"/>
+          </w:tcPr>
+          <w:p>
+            <w:r>
+              <w:t>10:55-11:35</w:t>
+            </w:r>
+          </w:p>
+        </w:tc>
+      </w:tr>
+      <w:tr>
+        <w:tc>
+          <w:tcPr>
+            <w:tcW w:type="dxa" w:w="1530"/>
+          </w:tcPr>
+          <w:p>
+            <w:r>
+              <w:t>P6</w:t>
+            </w:r>
+          </w:p>
+        </w:tc>
+        <w:tc>
+          <w:tcPr>
+            <w:tcW w:type="dxa" w:w="1530"/>
+          </w:tcPr>
+          <w:p>
+            <w:r>
+              <w:t>12:00-12:40</w:t>
+            </w:r>
+          </w:p>
+        </w:tc>
+        <w:tc>
+          <w:tcPr>
+            <w:tcW w:type="dxa" w:w="1530"/>
+          </w:tcPr>
+          <w:p>
+            <w:r>
+              <w:t>6B</w:t>
+              <w:br/>
+              <w:t>GEOGRAPHY</w:t>
+            </w:r>
+          </w:p>
+        </w:tc>
+        <w:tc>
+          <w:tcPr>
+            <w:tcW w:type="dxa" w:w="1530"/>
           </w:tcPr>
           <w:p>
             <w:r>
@@ -244,7 +672,95 @@
         </w:tc>
         <w:tc>
           <w:tcPr>
-            <w:tcW w:type="dxa" w:w="1080"/>
+            <w:tcW w:type="dxa" w:w="1530"/>
+          </w:tcPr>
+          <w:p>
+            <w:r>
+              <w:t>7A</w:t>
+              <w:br/>
+              <w:t>HISTORY</w:t>
+            </w:r>
+          </w:p>
+        </w:tc>
+        <w:tc>
+          <w:tcPr>
+            <w:tcW w:type="dxa" w:w="1530"/>
+          </w:tcPr>
+          <w:p>
+            <w:r/>
+          </w:p>
+        </w:tc>
+        <w:tc>
+          <w:tcPr>
+            <w:tcW w:type="dxa" w:w="1530"/>
+          </w:tcPr>
+          <w:p>
+            <w:r/>
+          </w:p>
+        </w:tc>
+        <w:tc>
+          <w:tcPr>
+            <w:tcW w:type="dxa" w:w="1530"/>
+          </w:tcPr>
+          <w:p>
+            <w:r>
+              <w:t>11:35-12:15</w:t>
+            </w:r>
+          </w:p>
+        </w:tc>
+      </w:tr>
+      <w:tr>
+        <w:tc>
+          <w:tcPr>
+            <w:tcW w:type="dxa" w:w="1530"/>
+          </w:tcPr>
+          <w:p>
+            <w:r>
+              <w:t>P7</w:t>
+            </w:r>
+          </w:p>
+        </w:tc>
+        <w:tc>
+          <w:tcPr>
+            <w:tcW w:type="dxa" w:w="1530"/>
+          </w:tcPr>
+          <w:p>
+            <w:r>
+              <w:t>12:40-1:20</w:t>
+            </w:r>
+          </w:p>
+        </w:tc>
+        <w:tc>
+          <w:tcPr>
+            <w:tcW w:type="dxa" w:w="1530"/>
+          </w:tcPr>
+          <w:p>
+            <w:r/>
+          </w:p>
+        </w:tc>
+        <w:tc>
+          <w:tcPr>
+            <w:tcW w:type="dxa" w:w="1530"/>
+          </w:tcPr>
+          <w:p>
+            <w:r>
+              <w:t>6A</w:t>
+              <w:br/>
+              <w:t>HISTORY</w:t>
+            </w:r>
+          </w:p>
+        </w:tc>
+        <w:tc>
+          <w:tcPr>
+            <w:tcW w:type="dxa" w:w="1530"/>
+          </w:tcPr>
+          <w:p>
+            <w:r/>
+          </w:p>
+        </w:tc>
+        <w:tc>
+          <w:tcPr>
+            <w:tcW w:type="dxa" w:w="1530"/>
           </w:tcPr>
           <w:p>
             <w:r>
@@ -256,7 +772,7 @@
         </w:tc>
         <w:tc>
           <w:tcPr>
-            <w:tcW w:type="dxa" w:w="1080"/>
+            <w:tcW w:type="dxa" w:w="1530"/>
           </w:tcPr>
           <w:p>
             <w:r/>
@@ -264,7 +780,57 @@
         </w:tc>
         <w:tc>
           <w:tcPr>
-            <w:tcW w:type="dxa" w:w="1080"/>
+            <w:tcW w:type="dxa" w:w="1530"/>
+          </w:tcPr>
+          <w:p>
+            <w:r/>
+          </w:p>
+        </w:tc>
+      </w:tr>
+      <w:tr>
+        <w:tc>
+          <w:tcPr>
+            <w:tcW w:type="dxa" w:w="1530"/>
+          </w:tcPr>
+          <w:p>
+            <w:r>
+              <w:t>P8</w:t>
+            </w:r>
+          </w:p>
+        </w:tc>
+        <w:tc>
+          <w:tcPr>
+            <w:tcW w:type="dxa" w:w="1530"/>
+          </w:tcPr>
+          <w:p>
+            <w:r>
+              <w:t>1:20-2:00</w:t>
+            </w:r>
+          </w:p>
+        </w:tc>
+        <w:tc>
+          <w:tcPr>
+            <w:tcW w:type="dxa" w:w="1530"/>
+          </w:tcPr>
+          <w:p>
+            <w:r>
+              <w:t>7A</w:t>
+              <w:br/>
+              <w:t>HISTORY</w:t>
+            </w:r>
+          </w:p>
+        </w:tc>
+        <w:tc>
+          <w:tcPr>
+            <w:tcW w:type="dxa" w:w="1530"/>
+          </w:tcPr>
+          <w:p>
+            <w:r/>
+          </w:p>
+        </w:tc>
+        <w:tc>
+          <w:tcPr>
+            <w:tcW w:type="dxa" w:w="1530"/>
           </w:tcPr>
           <w:p>
             <w:r>
@@ -276,119 +842,7 @@
         </w:tc>
         <w:tc>
           <w:tcPr>
-            <w:tcW w:type="dxa" w:w="1080"/>
-          </w:tcPr>
-          <w:p>
-            <w:r>
-              <w:t>8:40-9:15</w:t>
-            </w:r>
-          </w:p>
-        </w:tc>
-      </w:tr>
-      <w:tr>
-        <w:tc>
-          <w:tcPr>
-            <w:tcW w:type="dxa" w:w="1080"/>
-          </w:tcPr>
-          <w:p>
-            <w:r>
-              <w:t>P3</w:t>
-            </w:r>
-          </w:p>
-        </w:tc>
-        <w:tc>
-          <w:tcPr>
-            <w:tcW w:type="dxa" w:w="1080"/>
-          </w:tcPr>
-          <w:p>
-            <w:r>
-              <w:t>9:30-10:10</w:t>
-            </w:r>
-          </w:p>
-        </w:tc>
-        <w:tc>
-          <w:tcPr>
-            <w:tcW w:type="dxa" w:w="1080"/>
-          </w:tcPr>
-          <w:p>
-            <w:r/>
-          </w:p>
-        </w:tc>
-        <w:tc>
-          <w:tcPr>
-            <w:tcW w:type="dxa" w:w="1080"/>
-          </w:tcPr>
-          <w:p>
-            <w:r/>
-          </w:p>
-        </w:tc>
-        <w:tc>
-          <w:tcPr>
-            <w:tcW w:type="dxa" w:w="1080"/>
-          </w:tcPr>
-          <w:p>
-            <w:r/>
-          </w:p>
-        </w:tc>
-        <w:tc>
-          <w:tcPr>
-            <w:tcW w:type="dxa" w:w="1080"/>
-          </w:tcPr>
-          <w:p>
-            <w:r/>
-          </w:p>
-        </w:tc>
-        <w:tc>
-          <w:tcPr>
-            <w:tcW w:type="dxa" w:w="1080"/>
-          </w:tcPr>
-          <w:p>
-            <w:r/>
-          </w:p>
-        </w:tc>
-        <w:tc>
-          <w:tcPr>
-            <w:tcW w:type="dxa" w:w="1080"/>
-          </w:tcPr>
-          <w:p>
-            <w:r>
-              <w:t>9:15-9:50</w:t>
-            </w:r>
-          </w:p>
-        </w:tc>
-      </w:tr>
-      <w:tr>
-        <w:tc>
-          <w:tcPr>
-            <w:tcW w:type="dxa" w:w="1080"/>
-          </w:tcPr>
-          <w:p>
-            <w:r>
-              <w:t>P4</w:t>
-            </w:r>
-          </w:p>
-        </w:tc>
-        <w:tc>
-          <w:tcPr>
-            <w:tcW w:type="dxa" w:w="1080"/>
-          </w:tcPr>
-          <w:p>
-            <w:r>
-              <w:t>10:10-10:50</w:t>
-            </w:r>
-          </w:p>
-        </w:tc>
-        <w:tc>
-          <w:tcPr>
-            <w:tcW w:type="dxa" w:w="1080"/>
-          </w:tcPr>
-          <w:p>
-            <w:r/>
-          </w:p>
-        </w:tc>
-        <w:tc>
-          <w:tcPr>
-            <w:tcW w:type="dxa" w:w="1080"/>
+            <w:tcW w:type="dxa" w:w="1530"/>
           </w:tcPr>
           <w:p>
             <w:r>
@@ -400,31 +854,7 @@
         </w:tc>
         <w:tc>
           <w:tcPr>
-            <w:tcW w:type="dxa" w:w="1080"/>
-          </w:tcPr>
-          <w:p>
-            <w:r>
-              <w:t>7A</w:t>
-              <w:br/>
-              <w:t>HISTORY</w:t>
-            </w:r>
-          </w:p>
-        </w:tc>
-        <w:tc>
-          <w:tcPr>
-            <w:tcW w:type="dxa" w:w="1080"/>
-          </w:tcPr>
-          <w:p>
-            <w:r>
-              <w:t>7A</w:t>
-              <w:br/>
-              <w:t>HISTORY</w:t>
-            </w:r>
-          </w:p>
-        </w:tc>
-        <w:tc>
-          <w:tcPr>
-            <w:tcW w:type="dxa" w:w="1080"/>
+            <w:tcW w:type="dxa" w:w="1530"/>
           </w:tcPr>
           <w:p>
             <w:r/>
@@ -432,413 +862,7 @@
         </w:tc>
         <w:tc>
           <w:tcPr>
-            <w:tcW w:type="dxa" w:w="1080"/>
-          </w:tcPr>
-          <w:p>
-            <w:r>
-              <w:t>9:50-10:25</w:t>
-            </w:r>
-          </w:p>
-        </w:tc>
-      </w:tr>
-      <w:tr>
-        <w:tc>
-          <w:tcPr>
-            <w:tcW w:type="dxa" w:w="1080"/>
-          </w:tcPr>
-          <w:p>
-            <w:r>
-              <w:t>Lunch</w:t>
-            </w:r>
-          </w:p>
-        </w:tc>
-        <w:tc>
-          <w:tcPr>
-            <w:tcW w:type="dxa" w:w="1080"/>
-          </w:tcPr>
-          <w:p>
-            <w:r>
-              <w:t>10:50-11:20</w:t>
-            </w:r>
-          </w:p>
-        </w:tc>
-        <w:tc>
-          <w:tcPr>
-            <w:tcW w:type="dxa" w:w="1080"/>
-          </w:tcPr>
-          <w:p>
-            <w:r/>
-          </w:p>
-        </w:tc>
-        <w:tc>
-          <w:tcPr>
-            <w:tcW w:type="dxa" w:w="1080"/>
-          </w:tcPr>
-          <w:p>
-            <w:r/>
-          </w:p>
-        </w:tc>
-        <w:tc>
-          <w:tcPr>
-            <w:tcW w:type="dxa" w:w="1080"/>
-          </w:tcPr>
-          <w:p>
-            <w:r/>
-          </w:p>
-        </w:tc>
-        <w:tc>
-          <w:tcPr>
-            <w:tcW w:type="dxa" w:w="1080"/>
-          </w:tcPr>
-          <w:p>
-            <w:r/>
-          </w:p>
-        </w:tc>
-        <w:tc>
-          <w:tcPr>
-            <w:tcW w:type="dxa" w:w="1080"/>
-          </w:tcPr>
-          <w:p>
-            <w:r/>
-          </w:p>
-        </w:tc>
-        <w:tc>
-          <w:tcPr>
-            <w:tcW w:type="dxa" w:w="1080"/>
-          </w:tcPr>
-          <w:p>
-            <w:r>
-              <w:t>10:25-10:55</w:t>
-            </w:r>
-          </w:p>
-        </w:tc>
-      </w:tr>
-      <w:tr>
-        <w:tc>
-          <w:tcPr>
-            <w:tcW w:type="dxa" w:w="1080"/>
-          </w:tcPr>
-          <w:p>
-            <w:r>
-              <w:t>P5</w:t>
-            </w:r>
-          </w:p>
-        </w:tc>
-        <w:tc>
-          <w:tcPr>
-            <w:tcW w:type="dxa" w:w="1080"/>
-          </w:tcPr>
-          <w:p>
-            <w:r>
-              <w:t>11:20-12:00</w:t>
-            </w:r>
-          </w:p>
-        </w:tc>
-        <w:tc>
-          <w:tcPr>
-            <w:tcW w:type="dxa" w:w="1080"/>
-          </w:tcPr>
-          <w:p>
-            <w:r/>
-          </w:p>
-        </w:tc>
-        <w:tc>
-          <w:tcPr>
-            <w:tcW w:type="dxa" w:w="1080"/>
-          </w:tcPr>
-          <w:p>
-            <w:r>
-              <w:t>6B</w:t>
-              <w:br/>
-              <w:t>GEOGRAPHY</w:t>
-            </w:r>
-          </w:p>
-        </w:tc>
-        <w:tc>
-          <w:tcPr>
-            <w:tcW w:type="dxa" w:w="1080"/>
-          </w:tcPr>
-          <w:p>
-            <w:r>
-              <w:t>6A</w:t>
-              <w:br/>
-              <w:t>HISTORY</w:t>
-            </w:r>
-          </w:p>
-        </w:tc>
-        <w:tc>
-          <w:tcPr>
-            <w:tcW w:type="dxa" w:w="1080"/>
-          </w:tcPr>
-          <w:p>
-            <w:r>
-              <w:t>6E</w:t>
-              <w:br/>
-              <w:t>S.ST</w:t>
-            </w:r>
-          </w:p>
-        </w:tc>
-        <w:tc>
-          <w:tcPr>
-            <w:tcW w:type="dxa" w:w="1080"/>
-          </w:tcPr>
-          <w:p>
-            <w:r>
-              <w:t>7D</w:t>
-              <w:br/>
-              <w:t>S.ST</w:t>
-            </w:r>
-          </w:p>
-        </w:tc>
-        <w:tc>
-          <w:tcPr>
-            <w:tcW w:type="dxa" w:w="1080"/>
-          </w:tcPr>
-          <w:p>
-            <w:r>
-              <w:t>10:55-11:35</w:t>
-            </w:r>
-          </w:p>
-        </w:tc>
-      </w:tr>
-      <w:tr>
-        <w:tc>
-          <w:tcPr>
-            <w:tcW w:type="dxa" w:w="1080"/>
-          </w:tcPr>
-          <w:p>
-            <w:r>
-              <w:t>P6</w:t>
-            </w:r>
-          </w:p>
-        </w:tc>
-        <w:tc>
-          <w:tcPr>
-            <w:tcW w:type="dxa" w:w="1080"/>
-          </w:tcPr>
-          <w:p>
-            <w:r>
-              <w:t>12:00-12:40</w:t>
-            </w:r>
-          </w:p>
-        </w:tc>
-        <w:tc>
-          <w:tcPr>
-            <w:tcW w:type="dxa" w:w="1080"/>
-          </w:tcPr>
-          <w:p>
-            <w:r/>
-          </w:p>
-        </w:tc>
-        <w:tc>
-          <w:tcPr>
-            <w:tcW w:type="dxa" w:w="1080"/>
-          </w:tcPr>
-          <w:p>
-            <w:r/>
-          </w:p>
-        </w:tc>
-        <w:tc>
-          <w:tcPr>
-            <w:tcW w:type="dxa" w:w="1080"/>
-          </w:tcPr>
-          <w:p>
-            <w:r>
-              <w:t>6B</w:t>
-              <w:br/>
-              <w:t>GEOGRAPHY</w:t>
-            </w:r>
-          </w:p>
-        </w:tc>
-        <w:tc>
-          <w:tcPr>
-            <w:tcW w:type="dxa" w:w="1080"/>
-          </w:tcPr>
-          <w:p>
-            <w:r>
-              <w:t>6A</w:t>
-              <w:br/>
-              <w:t>HISTORY</w:t>
-            </w:r>
-          </w:p>
-        </w:tc>
-        <w:tc>
-          <w:tcPr>
-            <w:tcW w:type="dxa" w:w="1080"/>
-          </w:tcPr>
-          <w:p>
-            <w:r/>
-          </w:p>
-        </w:tc>
-        <w:tc>
-          <w:tcPr>
-            <w:tcW w:type="dxa" w:w="1080"/>
-          </w:tcPr>
-          <w:p>
-            <w:r>
-              <w:t>11:35-12:15</w:t>
-            </w:r>
-          </w:p>
-        </w:tc>
-      </w:tr>
-      <w:tr>
-        <w:tc>
-          <w:tcPr>
-            <w:tcW w:type="dxa" w:w="1080"/>
-          </w:tcPr>
-          <w:p>
-            <w:r>
-              <w:t>P7</w:t>
-            </w:r>
-          </w:p>
-        </w:tc>
-        <w:tc>
-          <w:tcPr>
-            <w:tcW w:type="dxa" w:w="1080"/>
-          </w:tcPr>
-          <w:p>
-            <w:r>
-              <w:t>12:40-1:20</w:t>
-            </w:r>
-          </w:p>
-        </w:tc>
-        <w:tc>
-          <w:tcPr>
-            <w:tcW w:type="dxa" w:w="1080"/>
-          </w:tcPr>
-          <w:p>
-            <w:r>
-              <w:t>8A</w:t>
-              <w:br/>
-              <w:t>HISTORY</w:t>
-            </w:r>
-          </w:p>
-        </w:tc>
-        <w:tc>
-          <w:tcPr>
-            <w:tcW w:type="dxa" w:w="1080"/>
-          </w:tcPr>
-          <w:p>
-            <w:r>
-              <w:t>7D</w:t>
-              <w:br/>
-              <w:t>S.ST</w:t>
-            </w:r>
-          </w:p>
-        </w:tc>
-        <w:tc>
-          <w:tcPr>
-            <w:tcW w:type="dxa" w:w="1080"/>
-          </w:tcPr>
-          <w:p>
-            <w:r/>
-          </w:p>
-        </w:tc>
-        <w:tc>
-          <w:tcPr>
-            <w:tcW w:type="dxa" w:w="1080"/>
-          </w:tcPr>
-          <w:p>
-            <w:r/>
-          </w:p>
-        </w:tc>
-        <w:tc>
-          <w:tcPr>
-            <w:tcW w:type="dxa" w:w="1080"/>
-          </w:tcPr>
-          <w:p>
-            <w:r/>
-          </w:p>
-        </w:tc>
-        <w:tc>
-          <w:tcPr>
-            <w:tcW w:type="dxa" w:w="1080"/>
-          </w:tcPr>
-          <w:p>
-            <w:r/>
-          </w:p>
-        </w:tc>
-      </w:tr>
-      <w:tr>
-        <w:tc>
-          <w:tcPr>
-            <w:tcW w:type="dxa" w:w="1080"/>
-          </w:tcPr>
-          <w:p>
-            <w:r>
-              <w:t>P8</w:t>
-            </w:r>
-          </w:p>
-        </w:tc>
-        <w:tc>
-          <w:tcPr>
-            <w:tcW w:type="dxa" w:w="1080"/>
-          </w:tcPr>
-          <w:p>
-            <w:r>
-              <w:t>1:20-2:00</w:t>
-            </w:r>
-          </w:p>
-        </w:tc>
-        <w:tc>
-          <w:tcPr>
-            <w:tcW w:type="dxa" w:w="1080"/>
-          </w:tcPr>
-          <w:p>
-            <w:r>
-              <w:t>6B</w:t>
-              <w:br/>
-              <w:t>GEOGRAPHY</w:t>
-            </w:r>
-          </w:p>
-        </w:tc>
-        <w:tc>
-          <w:tcPr>
-            <w:tcW w:type="dxa" w:w="1080"/>
-          </w:tcPr>
-          <w:p>
-            <w:r>
-              <w:t>6B</w:t>
-              <w:br/>
-              <w:t>HISTORY</w:t>
-            </w:r>
-          </w:p>
-        </w:tc>
-        <w:tc>
-          <w:tcPr>
-            <w:tcW w:type="dxa" w:w="1080"/>
-          </w:tcPr>
-          <w:p>
-            <w:r>
-              <w:t>8A</w:t>
-              <w:br/>
-              <w:t>HISTORY</w:t>
-            </w:r>
-          </w:p>
-        </w:tc>
-        <w:tc>
-          <w:tcPr>
-            <w:tcW w:type="dxa" w:w="1080"/>
-          </w:tcPr>
-          <w:p>
-            <w:r>
-              <w:t>7D</w:t>
-              <w:br/>
-              <w:t>S.ST</w:t>
-            </w:r>
-          </w:p>
-        </w:tc>
-        <w:tc>
-          <w:tcPr>
-            <w:tcW w:type="dxa" w:w="1080"/>
-          </w:tcPr>
-          <w:p>
-            <w:r/>
-          </w:p>
-        </w:tc>
-        <w:tc>
-          <w:tcPr>
-            <w:tcW w:type="dxa" w:w="1080"/>
+            <w:tcW w:type="dxa" w:w="1530"/>
           </w:tcPr>
           <w:p>
             <w:r/>
@@ -847,7 +871,7 @@
       </w:tr>
     </w:tbl>
     <w:sectPr>
-      <w:pgSz w:w="12240" w:h="15840"/>
+      <w:pgSz w:w="15840" w:h="12240" w:orient="landscape"/>
       <w:pgMar w:top="1440" w:right="1800" w:bottom="1440" w:left="1800" w:header="720" w:footer="720" w:gutter="0"/>
       <w:cols w:space="720"/>
       <w:docGrid w:linePitch="360"/>

--- a/FATIMA TABASSUM_timetable.docx
+++ b/FATIMA TABASSUM_timetable.docx
@@ -12,7 +12,7 @@
     </w:p>
     <w:p>
       <w:r>
-        <w:t>Total Weekly Periods: 22</w:t>
+        <w:t>Total Weekly Periods: 23</w:t>
       </w:r>
     </w:p>
     <w:tbl>
@@ -279,7 +279,11 @@
             <w:tcW w:type="dxa" w:w="1530"/>
           </w:tcPr>
           <w:p>
-            <w:r/>
+            <w:r>
+              <w:t>6B</w:t>
+              <w:br/>
+              <w:t>GEOGRAPHY</w:t>
+            </w:r>
           </w:p>
         </w:tc>
         <w:tc>
@@ -596,9 +600,9 @@
           </w:tcPr>
           <w:p>
             <w:r>
-              <w:t>6B</w:t>
+              <w:t>7D</w:t>
               <w:br/>
-              <w:t>GEOGRAPHY</w:t>
+              <w:t>S.ST</w:t>
             </w:r>
           </w:p>
         </w:tc>

--- a/FATIMA TABASSUM_timetable.docx
+++ b/FATIMA TABASSUM_timetable.docx
@@ -12,7 +12,7 @@
     </w:p>
     <w:p>
       <w:r>
-        <w:t>Total Weekly Periods: 23</w:t>
+        <w:t>Total Weekly Periods: 24</w:t>
       </w:r>
     </w:p>
     <w:tbl>
@@ -294,7 +294,7 @@
             <w:r>
               <w:t>8A</w:t>
               <w:br/>
-              <w:t>HISTORY</w:t>
+              <w:t>S.ST</w:t>
             </w:r>
           </w:p>
         </w:tc>
@@ -306,7 +306,7 @@
             <w:r>
               <w:t>8A</w:t>
               <w:br/>
-              <w:t>HISTORY</w:t>
+              <w:t>S.ST</w:t>
             </w:r>
           </w:p>
         </w:tc>
@@ -439,7 +439,11 @@
             <w:tcW w:type="dxa" w:w="1530"/>
           </w:tcPr>
           <w:p>
-            <w:r/>
+            <w:r>
+              <w:t>7D</w:t>
+              <w:br/>
+              <w:t>S.ST</w:t>
+            </w:r>
           </w:p>
         </w:tc>
         <w:tc>
@@ -670,7 +674,7 @@
             <w:r>
               <w:t>8A</w:t>
               <w:br/>
-              <w:t>HISTORY</w:t>
+              <w:t>S.ST</w:t>
             </w:r>
           </w:p>
         </w:tc>
@@ -739,7 +743,11 @@
             <w:tcW w:type="dxa" w:w="1530"/>
           </w:tcPr>
           <w:p>
-            <w:r/>
+            <w:r>
+              <w:t>7A</w:t>
+              <w:br/>
+              <w:t>HISTORY</w:t>
+            </w:r>
           </w:p>
         </w:tc>
         <w:tc>
@@ -817,11 +825,7 @@
             <w:tcW w:type="dxa" w:w="1530"/>
           </w:tcPr>
           <w:p>
-            <w:r>
-              <w:t>7A</w:t>
-              <w:br/>
-              <w:t>HISTORY</w:t>
-            </w:r>
+            <w:r/>
           </w:p>
         </w:tc>
         <w:tc>
@@ -838,7 +842,7 @@
           </w:tcPr>
           <w:p>
             <w:r>
-              <w:t>7D</w:t>
+              <w:t>8A</w:t>
               <w:br/>
               <w:t>S.ST</w:t>
             </w:r>

--- a/FATIMA TABASSUM_timetable.docx
+++ b/FATIMA TABASSUM_timetable.docx
@@ -12,7 +12,7 @@
     </w:p>
     <w:p>
       <w:r>
-        <w:t>Total Weekly Periods: 24</w:t>
+        <w:t>Total Weekly Periods: 23</w:t>
       </w:r>
     </w:p>
     <w:tbl>
@@ -291,11 +291,7 @@
             <w:tcW w:type="dxa" w:w="1530"/>
           </w:tcPr>
           <w:p>
-            <w:r>
-              <w:t>8A</w:t>
-              <w:br/>
-              <w:t>S.ST</w:t>
-            </w:r>
+            <w:r/>
           </w:p>
         </w:tc>
         <w:tc>
@@ -306,7 +302,7 @@
             <w:r>
               <w:t>8A</w:t>
               <w:br/>
-              <w:t>S.ST</w:t>
+              <w:t>History</w:t>
             </w:r>
           </w:p>
         </w:tc>
@@ -674,7 +670,7 @@
             <w:r>
               <w:t>8A</w:t>
               <w:br/>
-              <w:t>S.ST</w:t>
+              <w:t>History</w:t>
             </w:r>
           </w:p>
         </w:tc>
@@ -844,7 +840,7 @@
             <w:r>
               <w:t>8A</w:t>
               <w:br/>
-              <w:t>S.ST</w:t>
+              <w:t>History</w:t>
             </w:r>
           </w:p>
         </w:tc>

--- a/FATIMA TABASSUM_timetable.docx
+++ b/FATIMA TABASSUM_timetable.docx
@@ -268,9 +268,9 @@
           </w:tcPr>
           <w:p>
             <w:r>
-              <w:t>7D</w:t>
+              <w:t>6B</w:t>
               <w:br/>
-              <w:t>S.ST</w:t>
+              <w:t>HISTORY</w:t>
             </w:r>
           </w:p>
         </w:tc>
@@ -351,11 +351,7 @@
             <w:tcW w:type="dxa" w:w="1530"/>
           </w:tcPr>
           <w:p>
-            <w:r>
-              <w:t>6B</w:t>
-              <w:br/>
-              <w:t>HISTORY</w:t>
-            </w:r>
+            <w:r/>
           </w:p>
         </w:tc>
         <w:tc>
@@ -419,7 +415,11 @@
             <w:tcW w:type="dxa" w:w="1530"/>
           </w:tcPr>
           <w:p>
-            <w:r/>
+            <w:r>
+              <w:t>7A</w:t>
+              <w:br/>
+              <w:t>HISTORY</w:t>
+            </w:r>
           </w:p>
         </w:tc>
         <w:tc>
@@ -427,7 +427,11 @@
             <w:tcW w:type="dxa" w:w="1530"/>
           </w:tcPr>
           <w:p>
-            <w:r/>
+            <w:r>
+              <w:t>7D</w:t>
+              <w:br/>
+              <w:t>S.ST</w:t>
+            </w:r>
           </w:p>
         </w:tc>
         <w:tc>
@@ -567,11 +571,7 @@
             <w:tcW w:type="dxa" w:w="1530"/>
           </w:tcPr>
           <w:p>
-            <w:r>
-              <w:t>6B</w:t>
-              <w:br/>
-              <w:t>HISTORY</w:t>
-            </w:r>
+            <w:r/>
           </w:p>
         </w:tc>
         <w:tc>
@@ -740,7 +740,7 @@
           </w:tcPr>
           <w:p>
             <w:r>
-              <w:t>7A</w:t>
+              <w:t>6B</w:t>
               <w:br/>
               <w:t>HISTORY</w:t>
             </w:r>

--- a/FATIMA TABASSUM_timetable.docx
+++ b/FATIMA TABASSUM_timetable.docx
@@ -211,11 +211,7 @@
             <w:tcW w:type="dxa" w:w="1530"/>
           </w:tcPr>
           <w:p>
-            <w:r>
-              <w:t>6B</w:t>
-              <w:br/>
-              <w:t>GEOGRAPHY</w:t>
-            </w:r>
+            <w:r/>
           </w:p>
         </w:tc>
         <w:tc>
@@ -255,23 +251,7 @@
             <w:tcW w:type="dxa" w:w="1530"/>
           </w:tcPr>
           <w:p>
-            <w:r>
-              <w:t>7D</w:t>
-              <w:br/>
-              <w:t>S.ST</w:t>
-            </w:r>
-          </w:p>
-        </w:tc>
-        <w:tc>
-          <w:tcPr>
-            <w:tcW w:type="dxa" w:w="1530"/>
-          </w:tcPr>
-          <w:p>
-            <w:r>
-              <w:t>6B</w:t>
-              <w:br/>
-              <w:t>HISTORY</w:t>
-            </w:r>
+            <w:r/>
           </w:p>
         </w:tc>
         <w:tc>
@@ -291,6 +271,18 @@
             <w:tcW w:type="dxa" w:w="1530"/>
           </w:tcPr>
           <w:p>
+            <w:r>
+              <w:t>7A</w:t>
+              <w:br/>
+              <w:t>HISTORY</w:t>
+            </w:r>
+          </w:p>
+        </w:tc>
+        <w:tc>
+          <w:tcPr>
+            <w:tcW w:type="dxa" w:w="1530"/>
+          </w:tcPr>
+          <w:p>
             <w:r/>
           </w:p>
         </w:tc>
@@ -299,11 +291,7 @@
             <w:tcW w:type="dxa" w:w="1530"/>
           </w:tcPr>
           <w:p>
-            <w:r>
-              <w:t>8A</w:t>
-              <w:br/>
-              <w:t>History</w:t>
-            </w:r>
+            <w:r/>
           </w:p>
         </w:tc>
         <w:tc>
@@ -343,7 +331,11 @@
             <w:tcW w:type="dxa" w:w="1530"/>
           </w:tcPr>
           <w:p>
-            <w:r/>
+            <w:r>
+              <w:t>8A</w:t>
+              <w:br/>
+              <w:t>History</w:t>
+            </w:r>
           </w:p>
         </w:tc>
         <w:tc>
@@ -367,7 +359,11 @@
             <w:tcW w:type="dxa" w:w="1530"/>
           </w:tcPr>
           <w:p>
-            <w:r/>
+            <w:r>
+              <w:t>6B</w:t>
+              <w:br/>
+              <w:t>GEOGRAPHY</w:t>
+            </w:r>
           </w:p>
         </w:tc>
         <w:tc>
@@ -375,7 +371,11 @@
             <w:tcW w:type="dxa" w:w="1530"/>
           </w:tcPr>
           <w:p>
-            <w:r/>
+            <w:r>
+              <w:t>6B</w:t>
+              <w:br/>
+              <w:t>HISTORY</w:t>
+            </w:r>
           </w:p>
         </w:tc>
         <w:tc>
@@ -415,11 +415,7 @@
             <w:tcW w:type="dxa" w:w="1530"/>
           </w:tcPr>
           <w:p>
-            <w:r>
-              <w:t>7A</w:t>
-              <w:br/>
-              <w:t>HISTORY</w:t>
-            </w:r>
+            <w:r/>
           </w:p>
         </w:tc>
         <w:tc>
@@ -428,21 +424,9 @@
           </w:tcPr>
           <w:p>
             <w:r>
-              <w:t>7D</w:t>
+              <w:t>8A</w:t>
               <w:br/>
-              <w:t>S.ST</w:t>
-            </w:r>
-          </w:p>
-        </w:tc>
-        <w:tc>
-          <w:tcPr>
-            <w:tcW w:type="dxa" w:w="1530"/>
-          </w:tcPr>
-          <w:p>
-            <w:r>
-              <w:t>7D</w:t>
-              <w:br/>
-              <w:t>S.ST</w:t>
+              <w:t>History</w:t>
             </w:r>
           </w:p>
         </w:tc>
@@ -452,6 +436,18 @@
           </w:tcPr>
           <w:p>
             <w:r/>
+          </w:p>
+        </w:tc>
+        <w:tc>
+          <w:tcPr>
+            <w:tcW w:type="dxa" w:w="1530"/>
+          </w:tcPr>
+          <w:p>
+            <w:r>
+              <w:t>6B</w:t>
+              <w:br/>
+              <w:t>HISTORY</w:t>
+            </w:r>
           </w:p>
         </w:tc>
         <w:tc>
@@ -579,7 +575,11 @@
             <w:tcW w:type="dxa" w:w="1530"/>
           </w:tcPr>
           <w:p>
-            <w:r/>
+            <w:r>
+              <w:t>6A</w:t>
+              <w:br/>
+              <w:t>HISTORY</w:t>
+            </w:r>
           </w:p>
         </w:tc>
         <w:tc>
@@ -587,11 +587,7 @@
             <w:tcW w:type="dxa" w:w="1530"/>
           </w:tcPr>
           <w:p>
-            <w:r>
-              <w:t>6A</w:t>
-              <w:br/>
-              <w:t>HISTORY</w:t>
-            </w:r>
+            <w:r/>
           </w:p>
         </w:tc>
         <w:tc>
@@ -612,7 +608,7 @@
           </w:tcPr>
           <w:p>
             <w:r>
-              <w:t>6A</w:t>
+              <w:t>7A</w:t>
               <w:br/>
               <w:t>HISTORY</w:t>
             </w:r>
@@ -656,30 +652,6 @@
           </w:tcPr>
           <w:p>
             <w:r>
-              <w:t>6B</w:t>
-              <w:br/>
-              <w:t>GEOGRAPHY</w:t>
-            </w:r>
-          </w:p>
-        </w:tc>
-        <w:tc>
-          <w:tcPr>
-            <w:tcW w:type="dxa" w:w="1530"/>
-          </w:tcPr>
-          <w:p>
-            <w:r>
-              <w:t>8A</w:t>
-              <w:br/>
-              <w:t>History</w:t>
-            </w:r>
-          </w:p>
-        </w:tc>
-        <w:tc>
-          <w:tcPr>
-            <w:tcW w:type="dxa" w:w="1530"/>
-          </w:tcPr>
-          <w:p>
-            <w:r>
               <w:t>7A</w:t>
               <w:br/>
               <w:t>HISTORY</w:t>
@@ -691,7 +663,11 @@
             <w:tcW w:type="dxa" w:w="1530"/>
           </w:tcPr>
           <w:p>
-            <w:r/>
+            <w:r>
+              <w:t>7D</w:t>
+              <w:br/>
+              <w:t>S.ST</w:t>
+            </w:r>
           </w:p>
         </w:tc>
         <w:tc>
@@ -699,7 +675,35 @@
             <w:tcW w:type="dxa" w:w="1530"/>
           </w:tcPr>
           <w:p>
-            <w:r/>
+            <w:r>
+              <w:t>7D</w:t>
+              <w:br/>
+              <w:t>S.ST</w:t>
+            </w:r>
+          </w:p>
+        </w:tc>
+        <w:tc>
+          <w:tcPr>
+            <w:tcW w:type="dxa" w:w="1530"/>
+          </w:tcPr>
+          <w:p>
+            <w:r>
+              <w:t>6A</w:t>
+              <w:br/>
+              <w:t>HISTORY</w:t>
+            </w:r>
+          </w:p>
+        </w:tc>
+        <w:tc>
+          <w:tcPr>
+            <w:tcW w:type="dxa" w:w="1530"/>
+          </w:tcPr>
+          <w:p>
+            <w:r>
+              <w:t>7D</w:t>
+              <w:br/>
+              <w:t>S.ST</w:t>
+            </w:r>
           </w:p>
         </w:tc>
         <w:tc>
@@ -739,6 +743,14 @@
             <w:tcW w:type="dxa" w:w="1530"/>
           </w:tcPr>
           <w:p>
+            <w:r/>
+          </w:p>
+        </w:tc>
+        <w:tc>
+          <w:tcPr>
+            <w:tcW w:type="dxa" w:w="1530"/>
+          </w:tcPr>
+          <w:p>
             <w:r>
               <w:t>6B</w:t>
               <w:br/>
@@ -752,9 +764,9 @@
           </w:tcPr>
           <w:p>
             <w:r>
-              <w:t>6A</w:t>
+              <w:t>8A</w:t>
               <w:br/>
-              <w:t>HISTORY</w:t>
+              <w:t>History</w:t>
             </w:r>
           </w:p>
         </w:tc>
@@ -764,18 +776,6 @@
           </w:tcPr>
           <w:p>
             <w:r/>
-          </w:p>
-        </w:tc>
-        <w:tc>
-          <w:tcPr>
-            <w:tcW w:type="dxa" w:w="1530"/>
-          </w:tcPr>
-          <w:p>
-            <w:r>
-              <w:t>6B</w:t>
-              <w:br/>
-              <w:t>HISTORY</w:t>
-            </w:r>
           </w:p>
         </w:tc>
         <w:tc>
@@ -821,7 +821,11 @@
             <w:tcW w:type="dxa" w:w="1530"/>
           </w:tcPr>
           <w:p>
-            <w:r/>
+            <w:r>
+              <w:t>6B</w:t>
+              <w:br/>
+              <w:t>GEOGRAPHY</w:t>
+            </w:r>
           </w:p>
         </w:tc>
         <w:tc>
@@ -838,9 +842,9 @@
           </w:tcPr>
           <w:p>
             <w:r>
-              <w:t>8A</w:t>
+              <w:t>6A</w:t>
               <w:br/>
-              <w:t>History</w:t>
+              <w:t>HISTORY</w:t>
             </w:r>
           </w:p>
         </w:tc>
@@ -849,11 +853,7 @@
             <w:tcW w:type="dxa" w:w="1530"/>
           </w:tcPr>
           <w:p>
-            <w:r>
-              <w:t>7A</w:t>
-              <w:br/>
-              <w:t>HISTORY</w:t>
-            </w:r>
+            <w:r/>
           </w:p>
         </w:tc>
         <w:tc>
